--- a/templates/08-bo-mau-cap-1-2/11-thong-bao-xu-ly-dlcn-ung-vien.docx
+++ b/templates/08-bo-mau-cap-1-2/11-thong-bao-xu-ly-dlcn-ung-vien.docx
@@ -508,7 +508,7 @@
           <w:sz w:val="26"/>
           <w:szCs w:val="26"/>
         </w:rPr>
-        <w:t xml:space="preserve">. Công ty phản hồi trong 02 ngày làm việc; xóa dữ liệu trong 20 ngày, xem hoặc chỉnh sửa trong 10 ngày.</w:t>
+        <w:t xml:space="preserve">. Công ty phản hồi trong 02 ngày làm việc; xóa dữ liệu trong 20 ngày, xem hoặc chỉnh sửa trong 10 ngày (dài hơn nếu phải yêu cầu nhà cung cấp dịch vụ cùng thực hiện).</w:t>
       </w:r>
     </w:p>
     <w:p>
